--- a/docs/companion/Chapter16/Word/How_the_Brain_Learns_Chapter_16_Student_Notes_and_Labs.docx
+++ b/docs/companion/Chapter16/Word/How_the_Brain_Learns_Chapter_16_Student_Notes_and_Labs.docx
@@ -208,7 +208,7 @@
         <w:pStyle w:val="Compact"/>
       </w:pPr>
       <w:r>
-        <w:t xml:space="preserve">Disclosure: the author’s project. The account follows the code as of October 2026.</w:t>
+        <w:t xml:space="preserve">Disclosure: the author’s project. The account follows the code as of October 2026 (repository commit 4693efd, 18 October 2026); later versions may differ.</w:t>
       </w:r>
     </w:p>
     <w:bookmarkEnd w:id="21"/>
@@ -242,7 +242,7 @@
         <w:pStyle w:val="Compact"/>
       </w:pPr>
       <w:r>
-        <w:t xml:space="preserve">About 2 million neurons and about 1.5 billion synapses (not</w:t>
+        <w:t xml:space="preserve">About two million neurons and about 1.5 billion synapses (not</w:t>
       </w:r>
       <w:r>
         <w:t xml:space="preserve"> </w:t>
@@ -407,7 +407,7 @@
         <w:pStyle w:val="Compact"/>
       </w:pPr>
       <w:r>
-        <w:t xml:space="preserve">May 2026: one to 33 different answers to 50 questions, none appropriate; intended word produced 1 of 20 times in every probe; no category structure in word representations (Figure 16.4).</w:t>
+        <w:t xml:space="preserve">May 2026: one to 33 different answers to 50 questions, none appropriate; intended word produced once in 20 tries in every probe; no category structure in word representations (Figure 16.4).</w:t>
       </w:r>
     </w:p>
     <w:p>
@@ -828,7 +828,7 @@
         <w:pStyle w:val="Compact"/>
       </w:pPr>
       <w:r>
-        <w:t xml:space="preserve">Background synapses fire at random with probability 0.05 per step. Estimate the expected trace of a background synapse at the moment of reward, for τ = 8 (hint: a geometric series). Compare it with your answers in step 1.</w:t>
+        <w:t xml:space="preserve">Background synapses fire at random with probability 0.05 per step, starting at step 0, as in the simulation behind Figure 16.3. Estimate the expected trace of a background synapse at the moment of reward at each delay, for τ = 8 (hint: a geometric series). Compare it with your answers in step 1. (Check: about 0.13, 0.22, and 0.32.)</w:t>
       </w:r>
     </w:p>
     <w:p>
@@ -886,7 +886,7 @@
         <w:pStyle w:val="FirstParagraph"/>
       </w:pPr>
       <w:r>
-        <w:t xml:space="preserve">NIMCP’s spiking network: 2.2 million neurons, about 682 synapses per neuron. Early firing rate: 26 spikes per second. Alert-level rate: 834 spikes per second. The homeostatic rule can scale weights by at most 2 percent per step.</w:t>
+        <w:t xml:space="preserve">NIMCP’s spiking network: about 2.0 million neurons, about 750 synapses per neuron. Early firing rate: 26 spikes per second. Alert-level rate: 834 spikes per second. The homeostatic rule can scale weights by at most 2 percent per step.</w:t>
       </w:r>
     </w:p>
     <w:bookmarkEnd w:id="39"/>
@@ -941,7 +941,7 @@
         <w:pStyle w:val="Compact"/>
       </w:pPr>
       <w:r>
-        <w:t xml:space="preserve">If scaling weights by 0.98 reduced firing in proportion, how many steps would it take to bring 834 down to about 28 spikes a second, a factor of 30? (Check: about 168 steps.)</w:t>
+        <w:t xml:space="preserve">If scaling weights by 0.98 reduced firing in proportion, how many steps would it take to bring 834 down to the early rate of 26 spikes a second, a factor of about 32? (Check: about 172 steps.)</w:t>
       </w:r>
     </w:p>
     <w:p>
@@ -1151,7 +1151,7 @@
         <w:pStyle w:val="FirstParagraph"/>
       </w:pPr>
       <w:r>
-        <w:t xml:space="preserve">NIMCP: 2.2 million neurons, 1.5 billion synapses. Fruit fly brain: 139,255 neurons, 54.5 million synapses. Human neocortex: 16.3 billion neurons, 164 trillion synapses. Honeybee: under a million neurons.</w:t>
+        <w:t xml:space="preserve">NIMCP: about 2.0 million neurons, 1.5 billion synapses. Fruit fly brain: 139,255 neurons, 54.5 million synapses. Human neocortex: 16.3 billion neurons, 164 trillion synapses. Honeybee: under a million neurons.</w:t>
       </w:r>
     </w:p>
     <w:bookmarkEnd w:id="47"/>
@@ -1173,7 +1173,7 @@
         <w:pStyle w:val="Compact"/>
       </w:pPr>
       <w:r>
-        <w:t xml:space="preserve">Compute synapses per neuron for NIMCP, the fly, and the human neocortex. (Check: about 682, 391, and 10,061.)</w:t>
+        <w:t xml:space="preserve">Compute synapses per neuron for NIMCP, the fly, and the human neocortex. (Check: about 750, 391, and 10,061.)</w:t>
       </w:r>
     </w:p>
     <w:p>
@@ -1197,7 +1197,7 @@
         <w:pStyle w:val="Compact"/>
       </w:pPr>
       <w:r>
-        <w:t xml:space="preserve">If NIMCP’s connections per neuron were raised to the cortical figure, how many synapses would it have, and how much memory would that need at 12 bytes per synapse? (Check: about 2.2 × 10</w:t>
+        <w:t xml:space="preserve">If NIMCP’s connections per neuron were raised to the cortical figure, how many synapses would it have, and how much memory would that need at 12 bytes per synapse? (Check: about 2.0 × 10</w:t>
       </w:r>
       <w:r>
         <w:rPr>
@@ -1209,7 +1209,7 @@
         <w:t xml:space="preserve"> </w:t>
       </w:r>
       <w:r>
-        <w:t xml:space="preserve">synapses; about 265 GB.)</w:t>
+        <w:t xml:space="preserve">synapses; about 241 GB.)</w:t>
       </w:r>
     </w:p>
     <w:p>
